--- a/ML_System_Design/ML_SD_M07_Evaluation.docx
+++ b/ML_System_Design/ML_SD_M07_Evaluation.docx
@@ -1123,7 +1123,7 @@
       <w:r>
         <w:drawing>
           <wp:inline>
-            <wp:extent cx="5334000" cy="2650965"/>
+            <wp:extent cx="5727700" cy="2846632"/>
             <wp:effectExtent b="0" l="0" r="0" t="0"/>
             <wp:docPr descr="The 2x2 confusion matrix: rows are the true label, columns are the prediction; TP and TN are correct, FP (false alarm) and FN (miss) are the two error types." title="" id="15" name="Picture"/>
             <a:graphic>
@@ -1144,7 +1144,7 @@
                   <pic:spPr bwMode="auto">
                     <a:xfrm>
                       <a:off x="0" y="0"/>
-                      <a:ext cx="5334000" cy="2650965"/>
+                      <a:ext cx="5727700" cy="2846632"/>
                     </a:xfrm>
                     <a:prstGeom prst="rect">
                       <a:avLst/>
@@ -2722,7 +2722,7 @@
       <w:r>
         <w:drawing>
           <wp:inline>
-            <wp:extent cx="5334000" cy="2750170"/>
+            <wp:extent cx="5727700" cy="2953159"/>
             <wp:effectExtent b="0" l="0" r="0" t="0"/>
             <wp:docPr descr="Left: ROC curve plots TPR against FPR; the diagonal is a random model, higher-left is better. Right: PR curve plots precision against recall; the dashed line is class prevalence." title="" id="22" name="Picture"/>
             <a:graphic>
@@ -2743,7 +2743,7 @@
                   <pic:spPr bwMode="auto">
                     <a:xfrm>
                       <a:off x="0" y="0"/>
-                      <a:ext cx="5334000" cy="2750170"/>
+                      <a:ext cx="5727700" cy="2953159"/>
                     </a:xfrm>
                     <a:prstGeom prst="rect">
                       <a:avLst/>
@@ -3049,7 +3049,7 @@
       <w:r>
         <w:drawing>
           <wp:inline>
-            <wp:extent cx="5334000" cy="2750170"/>
+            <wp:extent cx="5727700" cy="2953159"/>
             <wp:effectExtent b="0" l="0" r="0" t="0"/>
             <wp:docPr descr="Precision matters when a false alarm is costly (spam filter); recall matters when a miss is costly (cancer screening); F1 balances the two." title="" id="27" name="Picture"/>
             <a:graphic>
@@ -3070,7 +3070,7 @@
                   <pic:spPr bwMode="auto">
                     <a:xfrm>
                       <a:off x="0" y="0"/>
-                      <a:ext cx="5334000" cy="2750170"/>
+                      <a:ext cx="5727700" cy="2953159"/>
                     </a:xfrm>
                     <a:prstGeom prst="rect">
                       <a:avLst/>
@@ -3404,7 +3404,7 @@
       <w:r>
         <w:drawing>
           <wp:inline>
-            <wp:extent cx="5334000" cy="2736893"/>
+            <wp:extent cx="5727700" cy="2938902"/>
             <wp:effectExtent b="0" l="0" r="0" t="0"/>
             <wp:docPr descr="A fitted line through scattered points; the red sticks are residuals (y minus prediction). MAE averages their size, MSE/RMSE square them, R-squared is the fraction of variance explained." title="" id="33" name="Picture"/>
             <a:graphic>
@@ -3425,7 +3425,7 @@
                   <pic:spPr bwMode="auto">
                     <a:xfrm>
                       <a:off x="0" y="0"/>
-                      <a:ext cx="5334000" cy="2736893"/>
+                      <a:ext cx="5727700" cy="2938902"/>
                     </a:xfrm>
                     <a:prstGeom prst="rect">
                       <a:avLst/>
@@ -5320,7 +5320,7 @@
       <w:r>
         <w:drawing>
           <wp:inline>
-            <wp:extent cx="5334000" cy="2590402"/>
+            <wp:extent cx="5727700" cy="2781598"/>
             <wp:effectExtent b="0" l="0" r="0" t="0"/>
             <wp:docPr descr="Five ranked results with graded relevance; each gain is discounted by log2(1+rank); DCG divided by the ideal ordering IDCG gives NDCG in 0 to 1." title="" id="42" name="Picture"/>
             <a:graphic>
@@ -5341,7 +5341,7 @@
                   <pic:spPr bwMode="auto">
                     <a:xfrm>
                       <a:off x="0" y="0"/>
-                      <a:ext cx="5334000" cy="2590402"/>
+                      <a:ext cx="5727700" cy="2781598"/>
                     </a:xfrm>
                     <a:prstGeom prst="rect">
                       <a:avLst/>
@@ -6999,7 +6999,7 @@
       <w:r>
         <w:drawing>
           <wp:inline>
-            <wp:extent cx="5334000" cy="2705177"/>
+            <wp:extent cx="5727700" cy="2904845"/>
             <wp:effectExtent b="0" l="0" r="0" t="0"/>
             <wp:docPr descr="A reliability diagram: predicted probability on the x-axis, observed frequency on the y-axis; the green diagonal is perfect calibration, the red curve sags below it, showing an over-confident model." title="" id="49" name="Picture"/>
             <a:graphic>
@@ -7020,7 +7020,7 @@
                   <pic:spPr bwMode="auto">
                     <a:xfrm>
                       <a:off x="0" y="0"/>
-                      <a:ext cx="5334000" cy="2705177"/>
+                      <a:ext cx="5727700" cy="2904845"/>
                     </a:xfrm>
                     <a:prstGeom prst="rect">
                       <a:avLst/>
@@ -7597,7 +7597,7 @@
       <w:r>
         <w:drawing>
           <wp:inline>
-            <wp:extent cx="5334000" cy="2750170"/>
+            <wp:extent cx="5727700" cy="2953159"/>
             <wp:effectExtent b="0" l="0" r="0" t="0"/>
             <wp:docPr descr="Temporal split: train on the past, validate, then test on the future along a time axis. A random split on time-series data lets future rows leak into training, giving a falsely high offline score." title="" id="58" name="Picture"/>
             <a:graphic>
@@ -7618,7 +7618,7 @@
                   <pic:spPr bwMode="auto">
                     <a:xfrm>
                       <a:off x="0" y="0"/>
-                      <a:ext cx="5334000" cy="2750170"/>
+                      <a:ext cx="5727700" cy="2953159"/>
                     </a:xfrm>
                     <a:prstGeom prst="rect">
                       <a:avLst/>
@@ -7978,7 +7978,7 @@
       <w:r>
         <w:drawing>
           <wp:inline>
-            <wp:extent cx="5334000" cy="2750170"/>
+            <wp:extent cx="5727700" cy="2953159"/>
             <wp:effectExtent b="0" l="0" r="0" t="0"/>
             <wp:docPr descr="A/B test flow: split live traffic 50/50 into control (old model) and treatment (new model), compare guardrail and target metrics, then check whether the lift is statistically significant." title="" id="65" name="Picture"/>
             <a:graphic>
@@ -7999,7 +7999,7 @@
                   <pic:spPr bwMode="auto">
                     <a:xfrm>
                       <a:off x="0" y="0"/>
-                      <a:ext cx="5334000" cy="2750170"/>
+                      <a:ext cx="5727700" cy="2953159"/>
                     </a:xfrm>
                     <a:prstGeom prst="rect">
                       <a:avLst/>
@@ -8654,7 +8654,7 @@
       <w:r>
         <w:drawing>
           <wp:inline>
-            <wp:extent cx="5334000" cy="2750170"/>
+            <wp:extent cx="5727700" cy="2953159"/>
             <wp:effectExtent b="0" l="0" r="0" t="0"/>
             <wp:docPr descr="Offline metrics like AUC and NDCG often disagree with online metrics like clicks and revenue; bridge the gap by choosing an offline metric that tracks the goal, replaying on real traffic, and always confirming with an A/B test." title="" id="73" name="Picture"/>
             <a:graphic>
@@ -8675,7 +8675,7 @@
                   <pic:spPr bwMode="auto">
                     <a:xfrm>
                       <a:off x="0" y="0"/>
-                      <a:ext cx="5334000" cy="2750170"/>
+                      <a:ext cx="5727700" cy="2953159"/>
                     </a:xfrm>
                     <a:prstGeom prst="rect">
                       <a:avLst/>
@@ -12239,6 +12239,8 @@
       <w:footnotePr>
         <w:numRestart w:val="eachSect"/>
       </w:footnotePr>
+      <w:pgSz w:h="16838" w:w="11906"/>
+      <w:pgMar w:bottom="1440" w:footer="720" w:gutter="0" w:header="720" w:left="1440" w:right="1440" w:top="1440"/>
     </w:sectPr>
   </w:body>
 </w:document>
